--- a/testakten/starug-schutzschirm-grossbach-druckguss-erfurt/10_anfechtungsklage_bertha_bonus.docx
+++ b/testakten/starug-schutzschirm-grossbach-druckguss-erfurt/10_anfechtungsklage_bertha_bonus.docx
@@ -5,70 +5,109 @@
     <w:p>
       <w:pPr>
         <w:pStyle w:val="Heading1"/>
+        <w:spacing w:after="160" w:line="259" w:lineRule="auto"/>
       </w:pPr>
       <w:r>
         <w:rPr>
           <w:rFonts w:ascii="Times New Roman" w:hAnsi="Times New Roman"/>
+          <w:b/>
+          <w:sz w:val="28"/>
         </w:rPr>
         <w:t>10 – Insolvenzanfechtung – Bonuszahlung Bertha Großbach-Riemenschneider (§ 133 InsO)</w:t>
       </w:r>
     </w:p>
     <w:p>
       <w:pPr>
+        <w:spacing w:before="120" w:after="60" w:line="259" w:lineRule="auto"/>
         <w:jc w:val="left"/>
       </w:pPr>
       <w:r>
         <w:rPr>
-          <w:b/>
+          <w:rFonts w:ascii="Times New Roman" w:hAnsi="Times New Roman"/>
+          <w:b w:val="0"/>
+          <w:i w:val="0"/>
+          <w:sz w:val="22"/>
         </w:rPr>
         <w:t>Bearbeiter:</w:t>
       </w:r>
       <w:r>
+        <w:rPr>
+          <w:rFonts w:ascii="Times New Roman" w:hAnsi="Times New Roman"/>
+          <w:b w:val="0"/>
+          <w:i w:val="0"/>
+          <w:sz w:val="22"/>
+        </w:rPr>
         <w:t xml:space="preserve"> RAin Claudia Feuerbach</w:t>
       </w:r>
     </w:p>
     <w:p>
       <w:pPr>
+        <w:spacing w:before="120" w:after="60" w:line="259" w:lineRule="auto"/>
         <w:jc w:val="left"/>
       </w:pPr>
       <w:r>
         <w:rPr>
-          <w:b/>
+          <w:rFonts w:ascii="Times New Roman" w:hAnsi="Times New Roman"/>
+          <w:b w:val="0"/>
+          <w:i w:val="0"/>
+          <w:sz w:val="22"/>
         </w:rPr>
         <w:t>Datum:</w:t>
       </w:r>
       <w:r>
+        <w:rPr>
+          <w:rFonts w:ascii="Times New Roman" w:hAnsi="Times New Roman"/>
+          <w:b w:val="0"/>
+          <w:i w:val="0"/>
+          <w:sz w:val="22"/>
+        </w:rPr>
         <w:t xml:space="preserve"> 20. Mai 2026</w:t>
       </w:r>
     </w:p>
     <w:p>
       <w:pPr>
+        <w:spacing w:before="120" w:after="60" w:line="259" w:lineRule="auto"/>
         <w:jc w:val="left"/>
       </w:pPr>
       <w:r>
         <w:rPr>
+          <w:rFonts w:ascii="Times New Roman" w:hAnsi="Times New Roman"/>
           <w:b/>
+          <w:sz w:val="22"/>
         </w:rPr>
         <w:t>Status:</w:t>
       </w:r>
       <w:r>
+        <w:rPr>
+          <w:rFonts w:ascii="Times New Roman" w:hAnsi="Times New Roman"/>
+          <w:b/>
+          <w:sz w:val="22"/>
+        </w:rPr>
         <w:t xml:space="preserve"> Rechtliches Prüfungsvermerk – Vorentwurf</w:t>
       </w:r>
     </w:p>
-    <w:p/>
+    <w:p>
+      <w:pPr>
+        <w:spacing w:line="259" w:lineRule="auto" w:after="60"/>
+      </w:pPr>
+    </w:p>
     <w:p>
       <w:pPr>
         <w:pStyle w:val="Heading2"/>
+        <w:spacing w:before="120" w:after="60" w:line="259" w:lineRule="auto"/>
       </w:pPr>
       <w:r>
         <w:rPr>
           <w:rFonts w:ascii="Times New Roman" w:hAnsi="Times New Roman"/>
+          <w:b/>
+          <w:sz w:val="22"/>
         </w:rPr>
         <w:t>1. Sachverhalt</w:t>
       </w:r>
     </w:p>
     <w:p>
       <w:pPr>
+        <w:spacing w:line="259" w:lineRule="auto" w:after="60"/>
         <w:jc w:val="left"/>
       </w:pPr>
       <w:r>
@@ -77,23 +116,37 @@
     </w:p>
     <w:p>
       <w:pPr>
+        <w:spacing w:before="120" w:after="60" w:line="259" w:lineRule="auto"/>
         <w:jc w:val="left"/>
       </w:pPr>
       <w:r>
+        <w:rPr>
+          <w:rFonts w:ascii="Times New Roman" w:hAnsi="Times New Roman"/>
+          <w:b/>
+          <w:sz w:val="22"/>
+        </w:rPr>
         <w:t xml:space="preserve">Junior-Geschäftsführerin der Komplementär-GmbH, erhielt am </w:t>
       </w:r>
       <w:r>
         <w:rPr>
+          <w:rFonts w:ascii="Times New Roman" w:hAnsi="Times New Roman"/>
           <w:b/>
+          <w:sz w:val="22"/>
         </w:rPr>
         <w:t>14. Februar 2026</w:t>
       </w:r>
       <w:r>
+        <w:rPr>
+          <w:rFonts w:ascii="Times New Roman" w:hAnsi="Times New Roman"/>
+          <w:b/>
+          <w:sz w:val="22"/>
+        </w:rPr>
         <w:t xml:space="preserve"> eine</w:t>
       </w:r>
     </w:p>
     <w:p>
       <w:pPr>
+        <w:spacing w:line="259" w:lineRule="auto" w:after="60"/>
         <w:jc w:val="left"/>
       </w:pPr>
       <w:r>
@@ -111,6 +164,7 @@
     </w:p>
     <w:p>
       <w:pPr>
+        <w:spacing w:line="259" w:lineRule="auto" w:after="60"/>
         <w:jc w:val="left"/>
       </w:pPr>
       <w:r>
@@ -119,6 +173,7 @@
     </w:p>
     <w:p>
       <w:pPr>
+        <w:spacing w:line="259" w:lineRule="auto" w:after="60"/>
         <w:jc w:val="left"/>
       </w:pPr>
       <w:r>
@@ -127,6 +182,7 @@
     </w:p>
     <w:p>
       <w:pPr>
+        <w:spacing w:line="259" w:lineRule="auto" w:after="60"/>
         <w:jc w:val="left"/>
       </w:pPr>
       <w:r>
@@ -135,6 +191,7 @@
     </w:p>
     <w:p>
       <w:pPr>
+        <w:spacing w:line="259" w:lineRule="auto" w:after="60"/>
         <w:jc w:val="left"/>
       </w:pPr>
       <w:r>
@@ -143,16 +200,22 @@
     </w:p>
     <w:p>
       <w:pPr>
+        <w:spacing w:line="259" w:lineRule="auto" w:after="60"/>
         <w:jc w:val="left"/>
       </w:pPr>
       <w:r>
         <w:t>und Magnesium Voß überfällig, EBITDA Januar 2026 negativ ca. -280.000 EUR).</w:t>
       </w:r>
     </w:p>
-    <w:p/>
+    <w:p>
+      <w:pPr>
+        <w:spacing w:line="259" w:lineRule="auto" w:after="60"/>
+      </w:pPr>
+    </w:p>
     <w:p>
       <w:pPr>
         <w:pStyle w:val="Heading2"/>
+        <w:spacing w:line="259" w:lineRule="auto" w:after="60"/>
       </w:pPr>
       <w:r>
         <w:rPr>
@@ -164,6 +227,7 @@
     <w:p>
       <w:pPr>
         <w:pStyle w:val="Heading3"/>
+        <w:spacing w:line="259" w:lineRule="auto" w:after="60"/>
       </w:pPr>
       <w:r>
         <w:rPr>
@@ -174,6 +238,7 @@
     </w:p>
     <w:p>
       <w:pPr>
+        <w:spacing w:line="259" w:lineRule="auto" w:after="60"/>
         <w:jc w:val="left"/>
       </w:pPr>
       <w:r>
@@ -183,6 +248,7 @@
     <w:p>
       <w:pPr>
         <w:pStyle w:val="ListBullet"/>
+        <w:spacing w:line="259" w:lineRule="auto" w:after="60"/>
       </w:pPr>
       <w:r>
         <w:t xml:space="preserve">Rechtshandlung innerhalb von 10 Jahren vor Insolvenzantrag: </w:t>
@@ -200,6 +266,7 @@
     <w:p>
       <w:pPr>
         <w:pStyle w:val="ListBullet"/>
+        <w:spacing w:line="259" w:lineRule="auto" w:after="60"/>
       </w:pPr>
       <w:r>
         <w:t xml:space="preserve">Gläubigerbenachteiligungsvorsatz der KG (Schuldnerin): </w:t>
@@ -217,6 +284,7 @@
     <w:p>
       <w:pPr>
         <w:pStyle w:val="ListBullet"/>
+        <w:spacing w:line="259" w:lineRule="auto" w:after="60"/>
       </w:pPr>
       <w:r>
         <w:t xml:space="preserve">Kenntnis der Bertha Großbach-Riemenschneider: </w:t>
@@ -234,6 +302,7 @@
     <w:p>
       <w:pPr>
         <w:pStyle w:val="Heading3"/>
+        <w:spacing w:line="259" w:lineRule="auto" w:after="60"/>
       </w:pPr>
       <w:r>
         <w:rPr>
@@ -244,6 +313,7 @@
     </w:p>
     <w:p>
       <w:pPr>
+        <w:spacing w:line="259" w:lineRule="auto" w:after="60"/>
         <w:jc w:val="left"/>
       </w:pPr>
       <w:r>
@@ -258,6 +328,7 @@
     </w:p>
     <w:p>
       <w:pPr>
+        <w:spacing w:line="259" w:lineRule="auto" w:after="60"/>
         <w:jc w:val="left"/>
       </w:pPr>
       <w:r>
@@ -266,6 +337,7 @@
     </w:p>
     <w:p>
       <w:pPr>
+        <w:spacing w:line="259" w:lineRule="auto" w:after="60"/>
         <w:jc w:val="left"/>
       </w:pPr>
       <w:r>
@@ -277,6 +349,7 @@
     </w:p>
     <w:p>
       <w:pPr>
+        <w:spacing w:line="259" w:lineRule="auto" w:after="60"/>
         <w:jc w:val="left"/>
       </w:pPr>
       <w:r>
@@ -285,6 +358,7 @@
     </w:p>
     <w:p>
       <w:pPr>
+        <w:spacing w:line="259" w:lineRule="auto" w:after="60"/>
         <w:jc w:val="left"/>
       </w:pPr>
       <w:r>
@@ -293,6 +367,7 @@
     </w:p>
     <w:p>
       <w:pPr>
+        <w:spacing w:line="259" w:lineRule="auto" w:after="60"/>
         <w:jc w:val="left"/>
       </w:pPr>
       <w:r>
@@ -310,6 +385,7 @@
     </w:p>
     <w:p>
       <w:pPr>
+        <w:spacing w:line="259" w:lineRule="auto" w:after="60"/>
         <w:jc w:val="left"/>
       </w:pPr>
       <w:r>
@@ -318,6 +394,7 @@
     </w:p>
     <w:p>
       <w:pPr>
+        <w:spacing w:line="259" w:lineRule="auto" w:after="60"/>
         <w:jc w:val="left"/>
       </w:pPr>
       <w:r>
@@ -326,6 +403,7 @@
     </w:p>
     <w:p>
       <w:pPr>
+        <w:spacing w:line="259" w:lineRule="auto" w:after="60"/>
         <w:jc w:val="left"/>
       </w:pPr>
       <w:r>
@@ -334,6 +412,7 @@
     </w:p>
     <w:p>
       <w:pPr>
+        <w:spacing w:line="259" w:lineRule="auto" w:after="60"/>
         <w:jc w:val="left"/>
       </w:pPr>
       <w:r>
@@ -345,6 +424,7 @@
     </w:p>
     <w:p>
       <w:pPr>
+        <w:spacing w:line="259" w:lineRule="auto" w:after="60"/>
         <w:jc w:val="left"/>
       </w:pPr>
       <w:r>
@@ -362,6 +442,7 @@
     </w:p>
     <w:p>
       <w:pPr>
+        <w:spacing w:line="259" w:lineRule="auto" w:after="60"/>
         <w:jc w:val="left"/>
       </w:pPr>
       <w:r>
@@ -379,6 +460,7 @@
     </w:p>
     <w:p>
       <w:pPr>
+        <w:spacing w:line="259" w:lineRule="auto" w:after="60"/>
         <w:jc w:val="left"/>
       </w:pPr>
       <w:r>
@@ -387,6 +469,7 @@
     </w:p>
     <w:p>
       <w:pPr>
+        <w:spacing w:line="259" w:lineRule="auto" w:after="60"/>
         <w:jc w:val="left"/>
       </w:pPr>
       <w:r>
@@ -395,6 +478,7 @@
     </w:p>
     <w:p>
       <w:pPr>
+        <w:spacing w:line="259" w:lineRule="auto" w:after="60"/>
         <w:jc w:val="left"/>
       </w:pPr>
       <w:r>
@@ -406,6 +490,7 @@
     </w:p>
     <w:p>
       <w:pPr>
+        <w:spacing w:line="259" w:lineRule="auto" w:after="60"/>
         <w:jc w:val="left"/>
       </w:pPr>
       <w:r>
@@ -414,6 +499,7 @@
     </w:p>
     <w:p>
       <w:pPr>
+        <w:spacing w:line="259" w:lineRule="auto" w:after="60"/>
         <w:jc w:val="left"/>
       </w:pPr>
       <w:r>
@@ -422,6 +508,7 @@
     </w:p>
     <w:p>
       <w:pPr>
+        <w:spacing w:line="259" w:lineRule="auto" w:after="60"/>
         <w:jc w:val="left"/>
       </w:pPr>
       <w:r>
@@ -430,6 +517,7 @@
     </w:p>
     <w:p>
       <w:pPr>
+        <w:spacing w:line="259" w:lineRule="auto" w:after="60"/>
         <w:jc w:val="left"/>
       </w:pPr>
       <w:r>
@@ -442,6 +530,7 @@
     <w:p>
       <w:pPr>
         <w:pStyle w:val="ListBullet"/>
+        <w:spacing w:line="259" w:lineRule="auto" w:after="60"/>
       </w:pPr>
       <w:r>
         <w:t>Der Bonus war vertraglich vereinbart und damit keine freiwillige Zuwendung, sondern</w:t>
@@ -449,6 +538,7 @@
     </w:p>
     <w:p>
       <w:pPr>
+        <w:spacing w:line="259" w:lineRule="auto" w:after="60"/>
         <w:jc w:val="left"/>
       </w:pPr>
       <w:r>
@@ -458,6 +548,7 @@
     <w:p>
       <w:pPr>
         <w:pStyle w:val="ListBullet"/>
+        <w:spacing w:line="259" w:lineRule="auto" w:after="60"/>
       </w:pPr>
       <w:r>
         <w:t>Gemäß BGH, Urteil vom 10.07.2014 – IX ZR 192/13 sind kongruente Deckungshandlungen</w:t>
@@ -465,6 +556,7 @@
     </w:p>
     <w:p>
       <w:pPr>
+        <w:spacing w:line="259" w:lineRule="auto" w:after="60"/>
         <w:jc w:val="left"/>
       </w:pPr>
       <w:r>
@@ -473,6 +565,7 @@
     </w:p>
     <w:p>
       <w:pPr>
+        <w:spacing w:line="259" w:lineRule="auto" w:after="60"/>
         <w:jc w:val="left"/>
       </w:pPr>
       <w:r>
@@ -482,6 +575,7 @@
     <w:p>
       <w:pPr>
         <w:pStyle w:val="ListBullet"/>
+        <w:spacing w:line="259" w:lineRule="auto" w:after="60"/>
       </w:pPr>
       <w:r>
         <w:t>Die Zahlung lag 2,5 Monate vor dem Insolvenzantrag</w:t>
@@ -490,6 +584,7 @@
     <w:p>
       <w:pPr>
         <w:pStyle w:val="Heading3"/>
+        <w:spacing w:line="259" w:lineRule="auto" w:after="60"/>
       </w:pPr>
       <w:r>
         <w:rPr>
@@ -500,6 +595,7 @@
     </w:p>
     <w:p>
       <w:pPr>
+        <w:spacing w:line="259" w:lineRule="auto" w:after="60"/>
         <w:jc w:val="left"/>
       </w:pPr>
       <w:r>
@@ -508,6 +604,7 @@
     </w:p>
     <w:p>
       <w:pPr>
+        <w:spacing w:line="259" w:lineRule="auto" w:after="60"/>
         <w:jc w:val="left"/>
       </w:pPr>
       <w:r>
@@ -516,6 +613,7 @@
     </w:p>
     <w:p>
       <w:pPr>
+        <w:spacing w:line="259" w:lineRule="auto" w:after="60"/>
         <w:jc w:val="left"/>
       </w:pPr>
       <w:r>
@@ -524,6 +622,7 @@
     </w:p>
     <w:p>
       <w:pPr>
+        <w:spacing w:line="259" w:lineRule="auto" w:after="60"/>
         <w:jc w:val="left"/>
       </w:pPr>
       <w:r>
@@ -538,6 +637,7 @@
     </w:p>
     <w:p>
       <w:pPr>
+        <w:spacing w:line="259" w:lineRule="auto" w:after="60"/>
         <w:jc w:val="left"/>
       </w:pPr>
       <w:r>
@@ -553,10 +653,15 @@
         <w:t xml:space="preserve"> (Zahlung liegt 9 Tage außerhalb des Fensters).</w:t>
       </w:r>
     </w:p>
-    <w:p/>
+    <w:p>
+      <w:pPr>
+        <w:spacing w:line="259" w:lineRule="auto" w:after="60"/>
+      </w:pPr>
+    </w:p>
     <w:p>
       <w:pPr>
         <w:pStyle w:val="Heading2"/>
+        <w:spacing w:line="259" w:lineRule="auto" w:after="60"/>
       </w:pPr>
       <w:r>
         <w:rPr>
@@ -874,6 +979,7 @@
     </w:tbl>
     <w:p>
       <w:pPr>
+        <w:spacing w:line="259" w:lineRule="auto" w:after="60"/>
         <w:jc w:val="left"/>
       </w:pPr>
       <w:r>
@@ -888,6 +994,7 @@
     </w:p>
     <w:p>
       <w:pPr>
+        <w:spacing w:line="259" w:lineRule="auto" w:after="60"/>
         <w:jc w:val="left"/>
       </w:pPr>
       <w:r>
@@ -896,6 +1003,7 @@
     </w:p>
     <w:p>
       <w:pPr>
+        <w:spacing w:line="259" w:lineRule="auto" w:after="60"/>
         <w:jc w:val="left"/>
       </w:pPr>
       <w:r>
@@ -904,6 +1012,7 @@
     </w:p>
     <w:p>
       <w:pPr>
+        <w:spacing w:line="259" w:lineRule="auto" w:after="60"/>
         <w:jc w:val="left"/>
       </w:pPr>
       <w:r>
@@ -912,6 +1021,7 @@
     </w:p>
     <w:p>
       <w:pPr>
+        <w:spacing w:line="259" w:lineRule="auto" w:after="60"/>
         <w:jc w:val="left"/>
       </w:pPr>
       <w:r>
@@ -920,6 +1030,7 @@
     </w:p>
     <w:p>
       <w:pPr>
+        <w:spacing w:line="259" w:lineRule="auto" w:after="60"/>
         <w:jc w:val="left"/>
       </w:pPr>
       <w:r>
@@ -934,6 +1045,7 @@
     </w:p>
     <w:p>
       <w:pPr>
+        <w:spacing w:line="259" w:lineRule="auto" w:after="60"/>
         <w:jc w:val="left"/>
       </w:pPr>
       <w:r>
@@ -942,6 +1054,7 @@
     </w:p>
     <w:p>
       <w:pPr>
+        <w:spacing w:line="259" w:lineRule="auto" w:after="60"/>
         <w:jc w:val="left"/>
       </w:pPr>
       <w:r>
@@ -950,16 +1063,22 @@
     </w:p>
     <w:p>
       <w:pPr>
+        <w:spacing w:line="259" w:lineRule="auto" w:after="60"/>
         <w:jc w:val="left"/>
       </w:pPr>
       <w:r>
         <w:t>10.000 EUR freiwillig als Sanierungsbeitrag zurück; die Kanzlei verzichtet auf Klage.</w:t>
       </w:r>
     </w:p>
-    <w:p/>
+    <w:p>
+      <w:pPr>
+        <w:spacing w:line="259" w:lineRule="auto" w:after="60"/>
+      </w:pPr>
+    </w:p>
     <w:p>
       <w:pPr>
         <w:pStyle w:val="Heading2"/>
+        <w:spacing w:line="259" w:lineRule="auto" w:after="60"/>
       </w:pPr>
       <w:r>
         <w:rPr>
@@ -971,6 +1090,7 @@
     <w:p>
       <w:pPr>
         <w:pStyle w:val="ListBullet"/>
+        <w:spacing w:line="259" w:lineRule="auto" w:after="60"/>
       </w:pPr>
       <w:r>
         <w:t>Gespräch mit Bertha Großbach-Riemenschneider und separater rechtlicher Beratung</w:t>
@@ -978,6 +1098,7 @@
     </w:p>
     <w:p>
       <w:pPr>
+        <w:spacing w:line="259" w:lineRule="auto" w:after="60"/>
         <w:jc w:val="left"/>
       </w:pPr>
       <w:r>
@@ -987,6 +1108,7 @@
     <w:p>
       <w:pPr>
         <w:pStyle w:val="ListBullet"/>
+        <w:spacing w:line="259" w:lineRule="auto" w:after="60"/>
       </w:pPr>
       <w:r>
         <w:t>Hinweis: Bertha muss sich eigene anwaltliche Beratung holen</w:t>
@@ -995,14 +1117,20 @@
     <w:p>
       <w:pPr>
         <w:pStyle w:val="ListBullet"/>
+        <w:spacing w:line="259" w:lineRule="auto" w:after="60"/>
       </w:pPr>
       <w:r>
         <w:t>Entscheidung über Klage oder Vergleich: bis 10. Juni 2026</w:t>
       </w:r>
     </w:p>
-    <w:p/>
     <w:p>
       <w:pPr>
+        <w:spacing w:line="259" w:lineRule="auto" w:after="60"/>
+      </w:pPr>
+    </w:p>
+    <w:p>
+      <w:pPr>
+        <w:spacing w:line="259" w:lineRule="auto" w:after="60"/>
         <w:jc w:val="left"/>
       </w:pPr>
       <w:r>
@@ -1014,6 +1142,7 @@
     </w:p>
     <w:p>
       <w:pPr>
+        <w:spacing w:line="259" w:lineRule="auto" w:after="60"/>
         <w:jc w:val="left"/>
       </w:pPr>
       <w:r>
@@ -1025,6 +1154,7 @@
     </w:p>
     <w:p>
       <w:pPr>
+        <w:spacing w:line="259" w:lineRule="auto" w:after="60"/>
         <w:jc w:val="left"/>
       </w:pPr>
       <w:r>
@@ -1035,13 +1165,58 @@
       </w:r>
     </w:p>
     <w:sectPr>
+      <w:headerReference w:type="default" r:id="rId9"/>
+      <w:footerReference w:type="default" r:id="rId10"/>
       <w:pgSz w:w="11906" w:h="16838"/>
-      <w:pgMar w:top="1417" w:right="1417" w:bottom="1417" w:left="1417" w:header="720" w:footer="720" w:gutter="0"/>
+      <w:pgMar w:top="1191" w:right="1247" w:bottom="1134" w:left="1361" w:header="720" w:footer="720" w:gutter="0"/>
       <w:cols w:space="720"/>
       <w:docGrid w:linePitch="360"/>
     </w:sectPr>
   </w:body>
 </w:document>
+</file>
+
+<file path=word/footer1.xml><?xml version="1.0" encoding="utf-8"?>
+<w:ftr xmlns:m="http://schemas.openxmlformats.org/officeDocument/2006/math" xmlns:mc="http://schemas.openxmlformats.org/markup-compatibility/2006" xmlns:mo="http://schemas.microsoft.com/office/mac/office/2008/main" xmlns:mv="urn:schemas-microsoft-com:mac:vml" xmlns:o="urn:schemas-microsoft-com:office:office" xmlns:r="http://schemas.openxmlformats.org/officeDocument/2006/relationships" xmlns:v="urn:schemas-microsoft-com:vml" xmlns:w10="urn:schemas-microsoft-com:office:word" xmlns:w14="http://schemas.microsoft.com/office/word/2010/wordml" xmlns:w="http://schemas.openxmlformats.org/wordprocessingml/2006/main" xmlns:wne="http://schemas.microsoft.com/office/word/2006/wordml" xmlns:wp14="http://schemas.microsoft.com/office/word/2010/wordprocessingDrawing" xmlns:wp="http://schemas.openxmlformats.org/drawingml/2006/wordprocessingDrawing" xmlns:wpc="http://schemas.microsoft.com/office/word/2010/wordprocessingCanvas" xmlns:wpg="http://schemas.microsoft.com/office/word/2010/wordprocessingGroup" xmlns:wpi="http://schemas.microsoft.com/office/word/2010/wordprocessingInk" xmlns:wps="http://schemas.microsoft.com/office/word/2010/wordprocessingShape" mc:Ignorable="w14 wp14">
+  <w:p>
+    <w:pPr>
+      <w:pStyle w:val="Footer"/>
+      <w:jc w:val="left"/>
+    </w:pPr>
+    <w:r/>
+    <w:r>
+      <w:rPr>
+        <w:rFonts w:ascii="Times New Roman" w:hAnsi="Times New Roman"/>
+        <w:b w:val="0"/>
+        <w:color w:val="777777"/>
+        <w:sz w:val="17"/>
+      </w:rPr>
+      <w:t>Vertraulich | Bearbeitungsstand Juli 2026 | nur zur Aktenbearbeitung</w:t>
+    </w:r>
+  </w:p>
+</w:ftr>
+</file>
+
+<file path=word/header1.xml><?xml version="1.0" encoding="utf-8"?>
+<w:hdr xmlns:m="http://schemas.openxmlformats.org/officeDocument/2006/math" xmlns:mc="http://schemas.openxmlformats.org/markup-compatibility/2006" xmlns:mo="http://schemas.microsoft.com/office/mac/office/2008/main" xmlns:mv="urn:schemas-microsoft-com:mac:vml" xmlns:o="urn:schemas-microsoft-com:office:office" xmlns:r="http://schemas.openxmlformats.org/officeDocument/2006/relationships" xmlns:v="urn:schemas-microsoft-com:vml" xmlns:w10="urn:schemas-microsoft-com:office:word" xmlns:w14="http://schemas.microsoft.com/office/word/2010/wordml" xmlns:w="http://schemas.openxmlformats.org/wordprocessingml/2006/main" xmlns:wne="http://schemas.microsoft.com/office/word/2006/wordml" xmlns:wp14="http://schemas.microsoft.com/office/word/2010/wordprocessingDrawing" xmlns:wp="http://schemas.openxmlformats.org/drawingml/2006/wordprocessingDrawing" xmlns:wpc="http://schemas.microsoft.com/office/word/2010/wordprocessingCanvas" xmlns:wpg="http://schemas.microsoft.com/office/word/2010/wordprocessingGroup" xmlns:wpi="http://schemas.microsoft.com/office/word/2010/wordprocessingInk" xmlns:wps="http://schemas.microsoft.com/office/word/2010/wordprocessingShape" mc:Ignorable="w14 wp14">
+  <w:p>
+    <w:pPr>
+      <w:pStyle w:val="Header"/>
+      <w:jc w:val="left"/>
+    </w:pPr>
+    <w:r/>
+    <w:r>
+      <w:rPr>
+        <w:rFonts w:ascii="Times New Roman" w:hAnsi="Times New Roman"/>
+        <w:b w:val="0"/>
+        <w:i w:val="0"/>
+        <w:color w:val="666666"/>
+        <w:sz w:val="17"/>
+      </w:rPr>
+      <w:t>Lindenhof und Partner mbB | Insolvenz- und Restrukturierungsakte | Bearbeitungsstand Juli 2026</w:t>
+    </w:r>
+  </w:p>
+</w:hdr>
 </file>
 
 <file path=word/numbering.xml><?xml version="1.0" encoding="utf-8"?>
@@ -1758,11 +1933,12 @@
       <w:contextualSpacing/>
     </w:pPr>
     <w:rPr>
-      <w:rFonts w:asciiTheme="majorHAnsi" w:eastAsiaTheme="majorEastAsia" w:hAnsiTheme="majorHAnsi" w:cstheme="majorBidi"/>
+      <w:rFonts w:asciiTheme="majorHAnsi" w:eastAsiaTheme="majorEastAsia" w:hAnsiTheme="majorHAnsi" w:cstheme="majorBidi" w:ascii="Times New Roman" w:hAnsi="Times New Roman"/>
+      <w:b/>
       <w:color w:val="17365D" w:themeColor="text2" w:themeShade="BF"/>
       <w:spacing w:val="5"/>
       <w:kern w:val="28"/>
-      <w:sz w:val="52"/>
+      <w:sz w:val="30"/>
       <w:szCs w:val="52"/>
     </w:rPr>
   </w:style>
